--- a/swh/docx/008.content.docx
+++ b/swh/docx/008.content.docx
@@ -3949,13 +3949,7 @@
         <w:rPr>
           <w:lang w:val="sw_KE" w:bidi="sw_KE"/>
         </w:rPr>
-        <w:t>“Ushahidi wa Kisayansi kwa Gharika?”</w:t>
-      </w:r>
-      <w:r>
-        <w:rPr>
-          <w:lang w:val="sw_KE" w:bidi="sw_KE"/>
-        </w:rPr>
-        <w:t>.</w:t>
+        <w:t>“Ushahidi wa Kisayansi kwa Gharika?”.</w:t>
       </w:r>
     </w:p>
     <w:p>
